--- a/docs/docx/Runner_Internal_Guide.docx
+++ b/docs/docx/Runner_Internal_Guide.docx
@@ -4783,11 +4783,11 @@
         <w:tblW w:type="auto" w:w="0"/>
         <w:tblLayout w:type="fixed"/>
         <w:tblLook w:firstColumn="1" w:firstRow="1" w:lastColumn="0" w:lastRow="0" w:noHBand="0" w:noVBand="1" w:val="04A0"/>
-        <w:tblInd w:w="31.999999999999886" w:type="dxa"/>
+        <w:tblInd w:w="0.0" w:type="dxa"/>
       </w:tblPr>
       <w:tblGrid>
-        <w:gridCol w:w="4720"/>
-        <w:gridCol w:w="4720"/>
+        <w:gridCol w:w="4704"/>
+        <w:gridCol w:w="4704"/>
       </w:tblGrid>
       <w:tr>
         <w:trPr>
@@ -4905,7 +4905,7 @@
         <w:autoSpaceDE w:val="0"/>
         <w:widowControl/>
         <w:spacing w:line="298" w:lineRule="exact" w:before="466" w:after="0"/>
-        <w:ind w:left="36" w:right="0" w:firstLine="0"/>
+        <w:ind w:left="4" w:right="0" w:firstLine="0"/>
         <w:jc w:val="left"/>
       </w:pPr>
       <w:r>
@@ -4944,7 +4944,7 @@
         <w:autoSpaceDN w:val="0"/>
         <w:autoSpaceDE w:val="0"/>
         <w:widowControl/>
-        <w:spacing w:line="398" w:lineRule="exact" w:before="18" w:after="11428"/>
+        <w:spacing w:line="240" w:lineRule="exact" w:before="176" w:after="0"/>
         <w:ind w:left="0" w:right="0" w:firstLine="0"/>
         <w:jc w:val="center"/>
       </w:pPr>
@@ -4956,7 +4956,17 @@
           <w:color w:val="1E5CA0"/>
           <w:sz w:val="24"/>
         </w:rPr>
-        <w:t>1.</w:t>
+        <w:t>Introduction</w:t>
+      </w:r>
+      <w:r>
+        <w:rPr>
+          <w:rFonts w:ascii="LMRoman12" w:hAnsi="LMRoman12" w:eastAsia="LMRoman12"/>
+          <w:b w:val="0"/>
+          <w:i w:val="0"/>
+          <w:color w:val="000000"/>
+          <w:sz w:val="24"/>
+        </w:rPr>
+        <w:t>......................................................................................................................</w:t>
       </w:r>
       <w:r>
         <w:rPr>
@@ -4966,18 +4976,18 @@
           <w:color w:val="1E5CA0"/>
           <w:sz w:val="24"/>
         </w:rPr>
-        <w:t>Introduction</w:t>
-      </w:r>
-      <w:r>
-        <w:rPr>
-          <w:rFonts w:ascii="LMRoman12" w:hAnsi="LMRoman12" w:eastAsia="LMRoman12"/>
-          <w:b w:val="0"/>
-          <w:i w:val="0"/>
-          <w:color w:val="000000"/>
-          <w:sz w:val="24"/>
-        </w:rPr>
-        <w:t>..................................................................................................................</w:t>
-      </w:r>
+        <w:t>1</w:t>
+      </w:r>
+    </w:p>
+    <w:p>
+      <w:pPr>
+        <w:autoSpaceDN w:val="0"/>
+        <w:autoSpaceDE w:val="0"/>
+        <w:widowControl/>
+        <w:spacing w:line="246" w:lineRule="exact" w:before="158" w:after="0"/>
+        <w:ind w:left="0" w:right="0" w:firstLine="0"/>
+        <w:jc w:val="center"/>
+      </w:pPr>
       <w:r>
         <w:rPr>
           <w:rFonts w:ascii="LMRoman12" w:hAnsi="LMRoman12" w:eastAsia="LMRoman12"/>
@@ -4986,7 +4996,7 @@
           <w:color w:val="1E5CA0"/>
           <w:sz w:val="24"/>
         </w:rPr>
-        <w:t xml:space="preserve">1 </w:t>
+        <w:t>Public</w:t>
       </w:r>
       <w:r>
         <w:rPr>
@@ -4996,7 +5006,7 @@
           <w:color w:val="1E5CA0"/>
           <w:sz w:val="24"/>
         </w:rPr>
-        <w:t>*1.</w:t>
+        <w:t>and</w:t>
       </w:r>
       <w:r>
         <w:rPr>
@@ -5006,7 +5016,7 @@
           <w:color w:val="1E5CA0"/>
           <w:sz w:val="24"/>
         </w:rPr>
-        <w:t>Public</w:t>
+        <w:t>Internal</w:t>
       </w:r>
       <w:r>
         <w:rPr>
@@ -5016,7 +5026,7 @@
           <w:color w:val="1E5CA0"/>
           <w:sz w:val="24"/>
         </w:rPr>
-        <w:t>and</w:t>
+        <w:t>Name</w:t>
       </w:r>
       <w:r>
         <w:rPr>
@@ -5026,138 +5036,38 @@
           <w:color w:val="1E5CA0"/>
           <w:sz w:val="24"/>
         </w:rPr>
-        <w:t>Internal</w:t>
-      </w:r>
-      <w:r>
-        <w:rPr>
-          <w:rFonts w:ascii="LMRoman12" w:hAnsi="LMRoman12" w:eastAsia="LMRoman12"/>
-          <w:b w:val="0"/>
+        <w:t>Conventions</w:t>
+      </w:r>
+      <w:r>
+        <w:rPr>
+          <w:rFonts w:ascii="LMRoman12" w:hAnsi="LMRoman12" w:eastAsia="LMRoman12"/>
+          <w:b w:val="0"/>
+          <w:i w:val="0"/>
+          <w:color w:val="000000"/>
+          <w:sz w:val="24"/>
+        </w:rPr>
+        <w:t>..........................................................................</w:t>
+      </w:r>
+      <w:r>
+        <w:rPr>
+          <w:rFonts w:ascii="LMRoman12" w:hAnsi="LMRoman12" w:eastAsia="LMRoman12"/>
+          <w:b/>
           <w:i w:val="0"/>
           <w:color w:val="1E5CA0"/>
           <w:sz w:val="24"/>
         </w:rPr>
-        <w:t>Name</w:t>
-      </w:r>
-      <w:r>
-        <w:rPr>
-          <w:rFonts w:ascii="LMRoman12" w:hAnsi="LMRoman12" w:eastAsia="LMRoman12"/>
-          <w:b w:val="0"/>
-          <w:i w:val="0"/>
-          <w:color w:val="1E5CA0"/>
-          <w:sz w:val="24"/>
-        </w:rPr>
-        <w:t>Conventions</w:t>
-      </w:r>
-      <w:r>
-        <w:rPr>
-          <w:rFonts w:ascii="LMRoman12" w:hAnsi="LMRoman12" w:eastAsia="LMRoman12"/>
-          <w:b w:val="0"/>
-          <w:i w:val="0"/>
-          <w:color w:val="000000"/>
-          <w:sz w:val="24"/>
-        </w:rPr>
-        <w:t>.....................................................................</w:t>
-      </w:r>
-      <w:r>
-        <w:rPr>
-          <w:rFonts w:ascii="LMRoman12" w:hAnsi="LMRoman12" w:eastAsia="LMRoman12"/>
-          <w:b/>
-          <w:i w:val="0"/>
-          <w:color w:val="1E5CA0"/>
-          <w:sz w:val="24"/>
-        </w:rPr>
-        <w:t xml:space="preserve">?? </w:t>
-      </w:r>
-      <w:r>
-        <w:rPr>
-          <w:rFonts w:ascii="LMRoman12" w:hAnsi="LMRoman12" w:eastAsia="LMRoman12"/>
-          <w:b w:val="0"/>
-          <w:i w:val="0"/>
-          <w:color w:val="1E5CA0"/>
-          <w:sz w:val="24"/>
-        </w:rPr>
-        <w:t>Why</w:t>
-      </w:r>
-      <w:r>
-        <w:rPr>
-          <w:rFonts w:ascii="LMRoman12" w:hAnsi="LMRoman12" w:eastAsia="LMRoman12"/>
-          <w:b w:val="0"/>
-          <w:i w:val="0"/>
-          <w:color w:val="1E5CA0"/>
-          <w:sz w:val="24"/>
-        </w:rPr>
-        <w:t>Internal</w:t>
-      </w:r>
-      <w:r>
-        <w:rPr>
-          <w:rFonts w:ascii="LMRoman12" w:hAnsi="LMRoman12" w:eastAsia="LMRoman12"/>
-          <w:b w:val="0"/>
-          <w:i w:val="0"/>
-          <w:color w:val="1E5CA0"/>
-          <w:sz w:val="24"/>
-        </w:rPr>
-        <w:t>Symbols</w:t>
-      </w:r>
-      <w:r>
-        <w:rPr>
-          <w:rFonts w:ascii="LMRoman12" w:hAnsi="LMRoman12" w:eastAsia="LMRoman12"/>
-          <w:b w:val="0"/>
-          <w:i w:val="0"/>
-          <w:color w:val="1E5CA0"/>
-          <w:sz w:val="24"/>
-        </w:rPr>
-        <w:t>Appear</w:t>
-      </w:r>
-      <w:r>
-        <w:rPr>
-          <w:rFonts w:ascii="LMRoman12" w:hAnsi="LMRoman12" w:eastAsia="LMRoman12"/>
-          <w:b w:val="0"/>
-          <w:i w:val="0"/>
-          <w:color w:val="1E5CA0"/>
-          <w:sz w:val="24"/>
-        </w:rPr>
-        <w:t>in</w:t>
-      </w:r>
-      <w:r>
-        <w:rPr>
-          <w:rFonts w:ascii="LMRoman12" w:hAnsi="LMRoman12" w:eastAsia="LMRoman12"/>
-          <w:b w:val="0"/>
-          <w:i w:val="0"/>
-          <w:color w:val="1E5CA0"/>
-          <w:sz w:val="24"/>
-        </w:rPr>
-        <w:t>the</w:t>
-      </w:r>
-      <w:r>
-        <w:rPr>
-          <w:rFonts w:ascii="LMRoman12" w:hAnsi="LMRoman12" w:eastAsia="LMRoman12"/>
-          <w:b w:val="0"/>
-          <w:i w:val="0"/>
-          <w:color w:val="1E5CA0"/>
-          <w:sz w:val="24"/>
-        </w:rPr>
-        <w:t>Header</w:t>
-      </w:r>
-      <w:r>
-        <w:rPr>
-          <w:rFonts w:ascii="LMRoman12" w:hAnsi="LMRoman12" w:eastAsia="LMRoman12"/>
-          <w:b w:val="0"/>
-          <w:i w:val="0"/>
-          <w:color w:val="000000"/>
-          <w:sz w:val="24"/>
-        </w:rPr>
-        <w:t>.................................................................</w:t>
-      </w:r>
-      <w:r>
-        <w:rPr>
-          <w:rFonts w:ascii="LMRoman12" w:hAnsi="LMRoman12" w:eastAsia="LMRoman12"/>
-          <w:b/>
-          <w:i w:val="0"/>
-          <w:color w:val="1E5CA0"/>
-          <w:sz w:val="24"/>
-        </w:rPr>
-        <w:t xml:space="preserve">?? </w:t>
-      </w:r>
+        <w:t>??</w:t>
+      </w:r>
+    </w:p>
+    <w:p>
+      <w:pPr>
+        <w:autoSpaceDN w:val="0"/>
+        <w:autoSpaceDE w:val="0"/>
+        <w:widowControl/>
+        <w:spacing w:line="238" w:lineRule="exact" w:before="154" w:after="11828"/>
+        <w:ind w:left="0" w:right="0" w:firstLine="0"/>
+        <w:jc w:val="center"/>
+      </w:pPr>
       <w:r>
         <w:rPr>
           <w:rFonts w:ascii="LMRoman12" w:hAnsi="LMRoman12" w:eastAsia="LMRoman12"/>
@@ -5194,11 +5104,11 @@
         <w:tblW w:type="auto" w:w="0"/>
         <w:tblLayout w:type="fixed"/>
         <w:tblLook w:firstColumn="1" w:firstRow="1" w:lastColumn="0" w:lastRow="0" w:noHBand="0" w:noVBand="1" w:val="04A0"/>
-        <w:tblInd w:w="31.999999999999886" w:type="dxa"/>
+        <w:tblInd w:w="0.0" w:type="dxa"/>
       </w:tblPr>
       <w:tblGrid>
-        <w:gridCol w:w="4720"/>
-        <w:gridCol w:w="4720"/>
+        <w:gridCol w:w="4704"/>
+        <w:gridCol w:w="4704"/>
       </w:tblGrid>
       <w:tr>
         <w:trPr>
@@ -5323,7 +5233,7 @@
       <w:pPr>
         <w:sectPr>
           <w:pgSz w:w="12240" w:h="15840"/>
-          <w:pgMar w:top="358" w:right="1396" w:bottom="400" w:left="1404" w:header="720" w:footer="720" w:gutter="0"/>
+          <w:pgMar w:top="358" w:right="1396" w:bottom="400" w:left="1436" w:header="720" w:footer="720" w:gutter="0"/>
           <w:cols/>
           <w:docGrid w:linePitch="360"/>
         </w:sectPr>

--- a/docs/docx/Runner_Internal_Guide.docx
+++ b/docs/docx/Runner_Internal_Guide.docx
@@ -2225,7 +2225,7 @@
         </w:trPr>
         <w:tc>
           <w:tcPr>
-            <w:tcW w:type="dxa" w:w="4004"/>
+            <w:tcW w:type="dxa" w:w="4204"/>
             <w:tcBorders>
               <w:bottom w:sz="3.184000015258789" w:val="single" w:color="#000000"/>
             </w:tcBorders>
@@ -2257,7 +2257,7 @@
         </w:tc>
         <w:tc>
           <w:tcPr>
-            <w:tcW w:type="dxa" w:w="5364"/>
+            <w:tcW w:type="dxa" w:w="5164"/>
             <w:tcBorders>
               <w:bottom w:sz="3.184000015258789" w:val="single" w:color="#000000"/>
             </w:tcBorders>
@@ -2272,7 +2272,7 @@
               <w:autoSpaceDE w:val="0"/>
               <w:widowControl/>
               <w:spacing w:line="200" w:lineRule="exact" w:before="0" w:after="0"/>
-              <w:ind w:left="0" w:right="2" w:firstLine="0"/>
+              <w:ind w:left="0" w:right="4" w:firstLine="0"/>
               <w:jc w:val="right"/>
             </w:pPr>
             <w:r>
@@ -2283,27 +2283,7 @@
                 <w:color w:val="000000"/>
                 <w:sz w:val="20"/>
               </w:rPr>
-              <w:t>Runner</w:t>
-            </w:r>
-            <w:r>
-              <w:rPr>
-                <w:rFonts w:ascii="LMRoman10" w:hAnsi="LMRoman10" w:eastAsia="LMRoman10"/>
-                <w:b w:val="0"/>
-                <w:i w:val="0"/>
-                <w:color w:val="000000"/>
-                <w:sz w:val="20"/>
-              </w:rPr>
-              <w:t>Internal</w:t>
-            </w:r>
-            <w:r>
-              <w:rPr>
-                <w:rFonts w:ascii="LMRoman10" w:hAnsi="LMRoman10" w:eastAsia="LMRoman10"/>
-                <w:b w:val="0"/>
-                <w:i w:val="0"/>
-                <w:color w:val="000000"/>
-                <w:sz w:val="20"/>
-              </w:rPr>
-              <w:t>Guide</w:t>
+              <w:t>tmp.ocTMI0Grw2</w:t>
             </w:r>
           </w:p>
         </w:tc>
@@ -4795,7 +4775,7 @@
         </w:trPr>
         <w:tc>
           <w:tcPr>
-            <w:tcW w:type="dxa" w:w="4884"/>
+            <w:tcW w:type="dxa" w:w="4684"/>
             <w:tcBorders>
               <w:bottom w:sz="3.184000015258789" w:val="single" w:color="#000000"/>
             </w:tcBorders>
@@ -4821,33 +4801,13 @@
                 <w:color w:val="000000"/>
                 <w:sz w:val="20"/>
               </w:rPr>
-              <w:t>Runner</w:t>
-            </w:r>
-            <w:r>
-              <w:rPr>
-                <w:rFonts w:ascii="LMRoman10" w:hAnsi="LMRoman10" w:eastAsia="LMRoman10"/>
-                <w:b w:val="0"/>
-                <w:i w:val="0"/>
-                <w:color w:val="000000"/>
-                <w:sz w:val="20"/>
-              </w:rPr>
-              <w:t>Internal</w:t>
-            </w:r>
-            <w:r>
-              <w:rPr>
-                <w:rFonts w:ascii="LMRoman10" w:hAnsi="LMRoman10" w:eastAsia="LMRoman10"/>
-                <w:b w:val="0"/>
-                <w:i w:val="0"/>
-                <w:color w:val="000000"/>
-                <w:sz w:val="20"/>
-              </w:rPr>
-              <w:t>Guide</w:t>
+              <w:t>tmp.ocTMI0Grw2</w:t>
             </w:r>
           </w:p>
         </w:tc>
         <w:tc>
           <w:tcPr>
-            <w:tcW w:type="dxa" w:w="4484"/>
+            <w:tcW w:type="dxa" w:w="4684"/>
             <w:tcBorders>
               <w:bottom w:sz="3.184000015258789" w:val="single" w:color="#000000"/>
             </w:tcBorders>
@@ -4862,7 +4822,7 @@
               <w:autoSpaceDE w:val="0"/>
               <w:widowControl/>
               <w:spacing w:line="200" w:lineRule="exact" w:before="0" w:after="0"/>
-              <w:ind w:left="0" w:right="2" w:firstLine="0"/>
+              <w:ind w:left="0" w:right="4" w:firstLine="0"/>
               <w:jc w:val="right"/>
             </w:pPr>
             <w:r>
@@ -5265,7 +5225,7 @@
         </w:trPr>
         <w:tc>
           <w:tcPr>
-            <w:tcW w:type="dxa" w:w="5004"/>
+            <w:tcW w:type="dxa" w:w="4804"/>
             <w:tcBorders>
               <w:bottom w:sz="3.184000015258789" w:val="single" w:color="#000000"/>
             </w:tcBorders>
@@ -5291,33 +5251,13 @@
                 <w:color w:val="000000"/>
                 <w:sz w:val="20"/>
               </w:rPr>
-              <w:t>Runner</w:t>
-            </w:r>
-            <w:r>
-              <w:rPr>
-                <w:rFonts w:ascii="LMRoman10" w:hAnsi="LMRoman10" w:eastAsia="LMRoman10"/>
-                <w:b w:val="0"/>
-                <w:i w:val="0"/>
-                <w:color w:val="000000"/>
-                <w:sz w:val="20"/>
-              </w:rPr>
-              <w:t>Internal</w:t>
-            </w:r>
-            <w:r>
-              <w:rPr>
-                <w:rFonts w:ascii="LMRoman10" w:hAnsi="LMRoman10" w:eastAsia="LMRoman10"/>
-                <w:b w:val="0"/>
-                <w:i w:val="0"/>
-                <w:color w:val="000000"/>
-                <w:sz w:val="20"/>
-              </w:rPr>
-              <w:t>Guide</w:t>
+              <w:t>tmp.ocTMI0Grw2</w:t>
             </w:r>
           </w:p>
         </w:tc>
         <w:tc>
           <w:tcPr>
-            <w:tcW w:type="dxa" w:w="4364"/>
+            <w:tcW w:type="dxa" w:w="4564"/>
             <w:tcBorders>
               <w:bottom w:sz="3.184000015258789" w:val="single" w:color="#000000"/>
             </w:tcBorders>
@@ -5332,7 +5272,7 @@
               <w:autoSpaceDE w:val="0"/>
               <w:widowControl/>
               <w:spacing w:line="200" w:lineRule="exact" w:before="0" w:after="0"/>
-              <w:ind w:left="0" w:right="2" w:firstLine="0"/>
+              <w:ind w:left="0" w:right="4" w:firstLine="0"/>
               <w:jc w:val="right"/>
             </w:pPr>
             <w:r>
@@ -7554,7 +7494,7 @@
         </w:trPr>
         <w:tc>
           <w:tcPr>
-            <w:tcW w:type="dxa" w:w="4784"/>
+            <w:tcW w:type="dxa" w:w="4984"/>
             <w:tcBorders>
               <w:bottom w:sz="3.184000015258789" w:val="single" w:color="#000000"/>
             </w:tcBorders>
@@ -7606,7 +7546,7 @@
         </w:tc>
         <w:tc>
           <w:tcPr>
-            <w:tcW w:type="dxa" w:w="4584"/>
+            <w:tcW w:type="dxa" w:w="4384"/>
             <w:tcBorders>
               <w:bottom w:sz="3.184000015258789" w:val="single" w:color="#000000"/>
             </w:tcBorders>
@@ -7632,27 +7572,7 @@
                 <w:color w:val="000000"/>
                 <w:sz w:val="20"/>
               </w:rPr>
-              <w:t>Runner</w:t>
-            </w:r>
-            <w:r>
-              <w:rPr>
-                <w:rFonts w:ascii="LMRoman10" w:hAnsi="LMRoman10" w:eastAsia="LMRoman10"/>
-                <w:b w:val="0"/>
-                <w:i w:val="0"/>
-                <w:color w:val="000000"/>
-                <w:sz w:val="20"/>
-              </w:rPr>
-              <w:t>Internal</w:t>
-            </w:r>
-            <w:r>
-              <w:rPr>
-                <w:rFonts w:ascii="LMRoman10" w:hAnsi="LMRoman10" w:eastAsia="LMRoman10"/>
-                <w:b w:val="0"/>
-                <w:i w:val="0"/>
-                <w:color w:val="000000"/>
-                <w:sz w:val="20"/>
-              </w:rPr>
-              <w:t>Guide</w:t>
+              <w:t>tmp.ocTMI0Grw2</w:t>
             </w:r>
           </w:p>
         </w:tc>
@@ -8029,7 +7949,7 @@
         </w:trPr>
         <w:tc>
           <w:tcPr>
-            <w:tcW w:type="dxa" w:w="4584"/>
+            <w:tcW w:type="dxa" w:w="4384"/>
             <w:tcBorders>
               <w:bottom w:sz="3.184000015258789" w:val="single" w:color="#000000"/>
             </w:tcBorders>
@@ -8055,33 +7975,13 @@
                 <w:color w:val="000000"/>
                 <w:sz w:val="20"/>
               </w:rPr>
-              <w:t>Runner</w:t>
-            </w:r>
-            <w:r>
-              <w:rPr>
-                <w:rFonts w:ascii="LMRoman10" w:hAnsi="LMRoman10" w:eastAsia="LMRoman10"/>
-                <w:b w:val="0"/>
-                <w:i w:val="0"/>
-                <w:color w:val="000000"/>
-                <w:sz w:val="20"/>
-              </w:rPr>
-              <w:t>Internal</w:t>
-            </w:r>
-            <w:r>
-              <w:rPr>
-                <w:rFonts w:ascii="LMRoman10" w:hAnsi="LMRoman10" w:eastAsia="LMRoman10"/>
-                <w:b w:val="0"/>
-                <w:i w:val="0"/>
-                <w:color w:val="000000"/>
-                <w:sz w:val="20"/>
-              </w:rPr>
-              <w:t>Guide</w:t>
+              <w:t>tmp.ocTMI0Grw2</w:t>
             </w:r>
           </w:p>
         </w:tc>
         <w:tc>
           <w:tcPr>
-            <w:tcW w:type="dxa" w:w="4784"/>
+            <w:tcW w:type="dxa" w:w="4984"/>
             <w:tcBorders>
               <w:bottom w:sz="3.184000015258789" w:val="single" w:color="#000000"/>
             </w:tcBorders>
@@ -8461,7 +8361,7 @@
         </w:trPr>
         <w:tc>
           <w:tcPr>
-            <w:tcW w:type="dxa" w:w="4724"/>
+            <w:tcW w:type="dxa" w:w="4924"/>
             <w:tcBorders>
               <w:bottom w:sz="3.184000015258789" w:val="single" w:color="#000000"/>
             </w:tcBorders>
@@ -8523,7 +8423,7 @@
         </w:tc>
         <w:tc>
           <w:tcPr>
-            <w:tcW w:type="dxa" w:w="4644"/>
+            <w:tcW w:type="dxa" w:w="4444"/>
             <w:tcBorders>
               <w:bottom w:sz="3.184000015258789" w:val="single" w:color="#000000"/>
             </w:tcBorders>
@@ -8549,27 +8449,7 @@
                 <w:color w:val="000000"/>
                 <w:sz w:val="20"/>
               </w:rPr>
-              <w:t>Runner</w:t>
-            </w:r>
-            <w:r>
-              <w:rPr>
-                <w:rFonts w:ascii="LMRoman10" w:hAnsi="LMRoman10" w:eastAsia="LMRoman10"/>
-                <w:b w:val="0"/>
-                <w:i w:val="0"/>
-                <w:color w:val="000000"/>
-                <w:sz w:val="20"/>
-              </w:rPr>
-              <w:t>Internal</w:t>
-            </w:r>
-            <w:r>
-              <w:rPr>
-                <w:rFonts w:ascii="LMRoman10" w:hAnsi="LMRoman10" w:eastAsia="LMRoman10"/>
-                <w:b w:val="0"/>
-                <w:i w:val="0"/>
-                <w:color w:val="000000"/>
-                <w:sz w:val="20"/>
-              </w:rPr>
-              <w:t>Guide</w:t>
+              <w:t>tmp.ocTMI0Grw2</w:t>
             </w:r>
           </w:p>
         </w:tc>
@@ -8897,7 +8777,7 @@
         </w:trPr>
         <w:tc>
           <w:tcPr>
-            <w:tcW w:type="dxa" w:w="4564"/>
+            <w:tcW w:type="dxa" w:w="4364"/>
             <w:tcBorders>
               <w:bottom w:sz="3.184000015258789" w:val="single" w:color="#000000"/>
             </w:tcBorders>
@@ -8923,33 +8803,13 @@
                 <w:color w:val="000000"/>
                 <w:sz w:val="20"/>
               </w:rPr>
-              <w:t>Runner</w:t>
-            </w:r>
-            <w:r>
-              <w:rPr>
-                <w:rFonts w:ascii="LMRoman10" w:hAnsi="LMRoman10" w:eastAsia="LMRoman10"/>
-                <w:b w:val="0"/>
-                <w:i w:val="0"/>
-                <w:color w:val="000000"/>
-                <w:sz w:val="20"/>
-              </w:rPr>
-              <w:t>Internal</w:t>
-            </w:r>
-            <w:r>
-              <w:rPr>
-                <w:rFonts w:ascii="LMRoman10" w:hAnsi="LMRoman10" w:eastAsia="LMRoman10"/>
-                <w:b w:val="0"/>
-                <w:i w:val="0"/>
-                <w:color w:val="000000"/>
-                <w:sz w:val="20"/>
-              </w:rPr>
-              <w:t>Guide</w:t>
+              <w:t>tmp.ocTMI0Grw2</w:t>
             </w:r>
           </w:p>
         </w:tc>
         <w:tc>
           <w:tcPr>
-            <w:tcW w:type="dxa" w:w="4804"/>
+            <w:tcW w:type="dxa" w:w="5004"/>
             <w:tcBorders>
               <w:bottom w:sz="3.184000015258789" w:val="single" w:color="#000000"/>
             </w:tcBorders>
@@ -9379,7 +9239,7 @@
         </w:trPr>
         <w:tc>
           <w:tcPr>
-            <w:tcW w:type="dxa" w:w="4984"/>
+            <w:tcW w:type="dxa" w:w="5184"/>
             <w:tcBorders>
               <w:bottom w:sz="3.184000015258789" w:val="single" w:color="#000000"/>
             </w:tcBorders>
@@ -9431,7 +9291,7 @@
         </w:tc>
         <w:tc>
           <w:tcPr>
-            <w:tcW w:type="dxa" w:w="4384"/>
+            <w:tcW w:type="dxa" w:w="4184"/>
             <w:tcBorders>
               <w:bottom w:sz="3.184000015258789" w:val="single" w:color="#000000"/>
             </w:tcBorders>
@@ -9457,27 +9317,7 @@
                 <w:color w:val="000000"/>
                 <w:sz w:val="20"/>
               </w:rPr>
-              <w:t>Runner</w:t>
-            </w:r>
-            <w:r>
-              <w:rPr>
-                <w:rFonts w:ascii="LMRoman10" w:hAnsi="LMRoman10" w:eastAsia="LMRoman10"/>
-                <w:b w:val="0"/>
-                <w:i w:val="0"/>
-                <w:color w:val="000000"/>
-                <w:sz w:val="20"/>
-              </w:rPr>
-              <w:t>Internal</w:t>
-            </w:r>
-            <w:r>
-              <w:rPr>
-                <w:rFonts w:ascii="LMRoman10" w:hAnsi="LMRoman10" w:eastAsia="LMRoman10"/>
-                <w:b w:val="0"/>
-                <w:i w:val="0"/>
-                <w:color w:val="000000"/>
-                <w:sz w:val="20"/>
-              </w:rPr>
-              <w:t>Guide</w:t>
+              <w:t>tmp.ocTMI0Grw2</w:t>
             </w:r>
           </w:p>
         </w:tc>
@@ -9851,7 +9691,7 @@
         </w:trPr>
         <w:tc>
           <w:tcPr>
-            <w:tcW w:type="dxa" w:w="4384"/>
+            <w:tcW w:type="dxa" w:w="4184"/>
             <w:tcBorders>
               <w:bottom w:sz="3.184000015258789" w:val="single" w:color="#000000"/>
             </w:tcBorders>
@@ -9877,33 +9717,13 @@
                 <w:color w:val="000000"/>
                 <w:sz w:val="20"/>
               </w:rPr>
-              <w:t>Runner</w:t>
-            </w:r>
-            <w:r>
-              <w:rPr>
-                <w:rFonts w:ascii="LMRoman10" w:hAnsi="LMRoman10" w:eastAsia="LMRoman10"/>
-                <w:b w:val="0"/>
-                <w:i w:val="0"/>
-                <w:color w:val="000000"/>
-                <w:sz w:val="20"/>
-              </w:rPr>
-              <w:t>Internal</w:t>
-            </w:r>
-            <w:r>
-              <w:rPr>
-                <w:rFonts w:ascii="LMRoman10" w:hAnsi="LMRoman10" w:eastAsia="LMRoman10"/>
-                <w:b w:val="0"/>
-                <w:i w:val="0"/>
-                <w:color w:val="000000"/>
-                <w:sz w:val="20"/>
-              </w:rPr>
-              <w:t>Guide</w:t>
+              <w:t>tmp.ocTMI0Grw2</w:t>
             </w:r>
           </w:p>
         </w:tc>
         <w:tc>
           <w:tcPr>
-            <w:tcW w:type="dxa" w:w="4984"/>
+            <w:tcW w:type="dxa" w:w="5184"/>
             <w:tcBorders>
               <w:bottom w:sz="3.184000015258789" w:val="single" w:color="#000000"/>
             </w:tcBorders>
@@ -10250,7 +10070,7 @@
         </w:trPr>
         <w:tc>
           <w:tcPr>
-            <w:tcW w:type="dxa" w:w="4724"/>
+            <w:tcW w:type="dxa" w:w="4924"/>
             <w:tcBorders>
               <w:bottom w:sz="3.184000015258789" w:val="single" w:color="#000000"/>
             </w:tcBorders>
@@ -10312,7 +10132,7 @@
         </w:tc>
         <w:tc>
           <w:tcPr>
-            <w:tcW w:type="dxa" w:w="4644"/>
+            <w:tcW w:type="dxa" w:w="4444"/>
             <w:tcBorders>
               <w:bottom w:sz="3.184000015258789" w:val="single" w:color="#000000"/>
             </w:tcBorders>
@@ -10338,27 +10158,7 @@
                 <w:color w:val="000000"/>
                 <w:sz w:val="20"/>
               </w:rPr>
-              <w:t>Runner</w:t>
-            </w:r>
-            <w:r>
-              <w:rPr>
-                <w:rFonts w:ascii="LMRoman10" w:hAnsi="LMRoman10" w:eastAsia="LMRoman10"/>
-                <w:b w:val="0"/>
-                <w:i w:val="0"/>
-                <w:color w:val="000000"/>
-                <w:sz w:val="20"/>
-              </w:rPr>
-              <w:t>Internal</w:t>
-            </w:r>
-            <w:r>
-              <w:rPr>
-                <w:rFonts w:ascii="LMRoman10" w:hAnsi="LMRoman10" w:eastAsia="LMRoman10"/>
-                <w:b w:val="0"/>
-                <w:i w:val="0"/>
-                <w:color w:val="000000"/>
-                <w:sz w:val="20"/>
-              </w:rPr>
-              <w:t>Guide</w:t>
+              <w:t>tmp.ocTMI0Grw2</w:t>
             </w:r>
           </w:p>
         </w:tc>
@@ -10712,7 +10512,7 @@
         </w:trPr>
         <w:tc>
           <w:tcPr>
-            <w:tcW w:type="dxa" w:w="4304"/>
+            <w:tcW w:type="dxa" w:w="4104"/>
             <w:tcBorders>
               <w:bottom w:sz="3.184000015258789" w:val="single" w:color="#000000"/>
             </w:tcBorders>
@@ -10738,33 +10538,13 @@
                 <w:color w:val="000000"/>
                 <w:sz w:val="20"/>
               </w:rPr>
-              <w:t>Runner</w:t>
-            </w:r>
-            <w:r>
-              <w:rPr>
-                <w:rFonts w:ascii="LMRoman10" w:hAnsi="LMRoman10" w:eastAsia="LMRoman10"/>
-                <w:b w:val="0"/>
-                <w:i w:val="0"/>
-                <w:color w:val="000000"/>
-                <w:sz w:val="20"/>
-              </w:rPr>
-              <w:t>Internal</w:t>
-            </w:r>
-            <w:r>
-              <w:rPr>
-                <w:rFonts w:ascii="LMRoman10" w:hAnsi="LMRoman10" w:eastAsia="LMRoman10"/>
-                <w:b w:val="0"/>
-                <w:i w:val="0"/>
-                <w:color w:val="000000"/>
-                <w:sz w:val="20"/>
-              </w:rPr>
-              <w:t>Guide</w:t>
+              <w:t>tmp.ocTMI0Grw2</w:t>
             </w:r>
           </w:p>
         </w:tc>
         <w:tc>
           <w:tcPr>
-            <w:tcW w:type="dxa" w:w="5064"/>
+            <w:tcW w:type="dxa" w:w="5264"/>
             <w:tcBorders>
               <w:bottom w:sz="3.184000015258789" w:val="single" w:color="#000000"/>
             </w:tcBorders>
@@ -11184,7 +10964,7 @@
         </w:trPr>
         <w:tc>
           <w:tcPr>
-            <w:tcW w:type="dxa" w:w="5404"/>
+            <w:tcW w:type="dxa" w:w="5604"/>
             <w:tcBorders>
               <w:bottom w:sz="3.184000015258789" w:val="single" w:color="#000000"/>
             </w:tcBorders>
@@ -11266,7 +11046,7 @@
         </w:tc>
         <w:tc>
           <w:tcPr>
-            <w:tcW w:type="dxa" w:w="3964"/>
+            <w:tcW w:type="dxa" w:w="3764"/>
             <w:tcBorders>
               <w:bottom w:sz="3.184000015258789" w:val="single" w:color="#000000"/>
             </w:tcBorders>
@@ -11292,27 +11072,7 @@
                 <w:color w:val="000000"/>
                 <w:sz w:val="20"/>
               </w:rPr>
-              <w:t>Runner</w:t>
-            </w:r>
-            <w:r>
-              <w:rPr>
-                <w:rFonts w:ascii="LMRoman10" w:hAnsi="LMRoman10" w:eastAsia="LMRoman10"/>
-                <w:b w:val="0"/>
-                <w:i w:val="0"/>
-                <w:color w:val="000000"/>
-                <w:sz w:val="20"/>
-              </w:rPr>
-              <w:t>Internal</w:t>
-            </w:r>
-            <w:r>
-              <w:rPr>
-                <w:rFonts w:ascii="LMRoman10" w:hAnsi="LMRoman10" w:eastAsia="LMRoman10"/>
-                <w:b w:val="0"/>
-                <w:i w:val="0"/>
-                <w:color w:val="000000"/>
-                <w:sz w:val="20"/>
-              </w:rPr>
-              <w:t>Guide</w:t>
+              <w:t>tmp.ocTMI0Grw2</w:t>
             </w:r>
           </w:p>
         </w:tc>
@@ -11614,7 +11374,7 @@
         </w:trPr>
         <w:tc>
           <w:tcPr>
-            <w:tcW w:type="dxa" w:w="3804"/>
+            <w:tcW w:type="dxa" w:w="3604"/>
             <w:tcBorders>
               <w:bottom w:sz="3.184000015258789" w:val="single" w:color="#000000"/>
             </w:tcBorders>
@@ -11640,33 +11400,13 @@
                 <w:color w:val="000000"/>
                 <w:sz w:val="20"/>
               </w:rPr>
-              <w:t>Runner</w:t>
-            </w:r>
-            <w:r>
-              <w:rPr>
-                <w:rFonts w:ascii="LMRoman10" w:hAnsi="LMRoman10" w:eastAsia="LMRoman10"/>
-                <w:b w:val="0"/>
-                <w:i w:val="0"/>
-                <w:color w:val="000000"/>
-                <w:sz w:val="20"/>
-              </w:rPr>
-              <w:t>Internal</w:t>
-            </w:r>
-            <w:r>
-              <w:rPr>
-                <w:rFonts w:ascii="LMRoman10" w:hAnsi="LMRoman10" w:eastAsia="LMRoman10"/>
-                <w:b w:val="0"/>
-                <w:i w:val="0"/>
-                <w:color w:val="000000"/>
-                <w:sz w:val="20"/>
-              </w:rPr>
-              <w:t>Guide</w:t>
+              <w:t>tmp.ocTMI0Grw2</w:t>
             </w:r>
           </w:p>
         </w:tc>
         <w:tc>
           <w:tcPr>
-            <w:tcW w:type="dxa" w:w="5564"/>
+            <w:tcW w:type="dxa" w:w="5764"/>
             <w:tcBorders>
               <w:bottom w:sz="3.184000015258789" w:val="single" w:color="#000000"/>
             </w:tcBorders>
@@ -12044,7 +11784,7 @@
         </w:trPr>
         <w:tc>
           <w:tcPr>
-            <w:tcW w:type="dxa" w:w="4824"/>
+            <w:tcW w:type="dxa" w:w="5024"/>
             <w:tcBorders>
               <w:bottom w:sz="3.184000015258789" w:val="single" w:color="#000000"/>
             </w:tcBorders>
@@ -12096,7 +11836,7 @@
         </w:tc>
         <w:tc>
           <w:tcPr>
-            <w:tcW w:type="dxa" w:w="4544"/>
+            <w:tcW w:type="dxa" w:w="4344"/>
             <w:tcBorders>
               <w:bottom w:sz="3.184000015258789" w:val="single" w:color="#000000"/>
             </w:tcBorders>
@@ -12111,7 +11851,7 @@
               <w:autoSpaceDE w:val="0"/>
               <w:widowControl/>
               <w:spacing w:line="200" w:lineRule="exact" w:before="0" w:after="0"/>
-              <w:ind w:left="0" w:right="2" w:firstLine="0"/>
+              <w:ind w:left="0" w:right="4" w:firstLine="0"/>
               <w:jc w:val="right"/>
             </w:pPr>
             <w:r>
@@ -12122,27 +11862,7 @@
                 <w:color w:val="000000"/>
                 <w:sz w:val="20"/>
               </w:rPr>
-              <w:t>Runner</w:t>
-            </w:r>
-            <w:r>
-              <w:rPr>
-                <w:rFonts w:ascii="LMRoman10" w:hAnsi="LMRoman10" w:eastAsia="LMRoman10"/>
-                <w:b w:val="0"/>
-                <w:i w:val="0"/>
-                <w:color w:val="000000"/>
-                <w:sz w:val="20"/>
-              </w:rPr>
-              <w:t>Internal</w:t>
-            </w:r>
-            <w:r>
-              <w:rPr>
-                <w:rFonts w:ascii="LMRoman10" w:hAnsi="LMRoman10" w:eastAsia="LMRoman10"/>
-                <w:b w:val="0"/>
-                <w:i w:val="0"/>
-                <w:color w:val="000000"/>
-                <w:sz w:val="20"/>
-              </w:rPr>
-              <w:t>Guide</w:t>
+              <w:t>tmp.ocTMI0Grw2</w:t>
             </w:r>
           </w:p>
         </w:tc>
@@ -12453,7 +12173,7 @@
         </w:trPr>
         <w:tc>
           <w:tcPr>
-            <w:tcW w:type="dxa" w:w="4564"/>
+            <w:tcW w:type="dxa" w:w="4364"/>
             <w:tcBorders>
               <w:bottom w:sz="3.184000015258789" w:val="single" w:color="#000000"/>
             </w:tcBorders>
@@ -12479,33 +12199,13 @@
                 <w:color w:val="000000"/>
                 <w:sz w:val="20"/>
               </w:rPr>
-              <w:t>Runner</w:t>
-            </w:r>
-            <w:r>
-              <w:rPr>
-                <w:rFonts w:ascii="LMRoman10" w:hAnsi="LMRoman10" w:eastAsia="LMRoman10"/>
-                <w:b w:val="0"/>
-                <w:i w:val="0"/>
-                <w:color w:val="000000"/>
-                <w:sz w:val="20"/>
-              </w:rPr>
-              <w:t>Internal</w:t>
-            </w:r>
-            <w:r>
-              <w:rPr>
-                <w:rFonts w:ascii="LMRoman10" w:hAnsi="LMRoman10" w:eastAsia="LMRoman10"/>
-                <w:b w:val="0"/>
-                <w:i w:val="0"/>
-                <w:color w:val="000000"/>
-                <w:sz w:val="20"/>
-              </w:rPr>
-              <w:t>Guide</w:t>
+              <w:t>tmp.ocTMI0Grw2</w:t>
             </w:r>
           </w:p>
         </w:tc>
         <w:tc>
           <w:tcPr>
-            <w:tcW w:type="dxa" w:w="4804"/>
+            <w:tcW w:type="dxa" w:w="5004"/>
             <w:tcBorders>
               <w:bottom w:sz="3.184000015258789" w:val="single" w:color="#000000"/>
             </w:tcBorders>
@@ -12813,7 +12513,7 @@
         </w:trPr>
         <w:tc>
           <w:tcPr>
-            <w:tcW w:type="dxa" w:w="4064"/>
+            <w:tcW w:type="dxa" w:w="4264"/>
             <w:tcBorders>
               <w:bottom w:sz="3.184000015258789" w:val="single" w:color="#000000"/>
             </w:tcBorders>
@@ -12845,7 +12545,7 @@
         </w:tc>
         <w:tc>
           <w:tcPr>
-            <w:tcW w:type="dxa" w:w="5304"/>
+            <w:tcW w:type="dxa" w:w="5104"/>
             <w:tcBorders>
               <w:bottom w:sz="3.184000015258789" w:val="single" w:color="#000000"/>
             </w:tcBorders>
@@ -12860,7 +12560,7 @@
               <w:autoSpaceDE w:val="0"/>
               <w:widowControl/>
               <w:spacing w:line="200" w:lineRule="exact" w:before="0" w:after="0"/>
-              <w:ind w:left="0" w:right="2" w:firstLine="0"/>
+              <w:ind w:left="0" w:right="4" w:firstLine="0"/>
               <w:jc w:val="right"/>
             </w:pPr>
             <w:r>
@@ -12871,27 +12571,7 @@
                 <w:color w:val="000000"/>
                 <w:sz w:val="20"/>
               </w:rPr>
-              <w:t>Runner</w:t>
-            </w:r>
-            <w:r>
-              <w:rPr>
-                <w:rFonts w:ascii="LMRoman10" w:hAnsi="LMRoman10" w:eastAsia="LMRoman10"/>
-                <w:b w:val="0"/>
-                <w:i w:val="0"/>
-                <w:color w:val="000000"/>
-                <w:sz w:val="20"/>
-              </w:rPr>
-              <w:t>Internal</w:t>
-            </w:r>
-            <w:r>
-              <w:rPr>
-                <w:rFonts w:ascii="LMRoman10" w:hAnsi="LMRoman10" w:eastAsia="LMRoman10"/>
-                <w:b w:val="0"/>
-                <w:i w:val="0"/>
-                <w:color w:val="000000"/>
-                <w:sz w:val="20"/>
-              </w:rPr>
-              <w:t>Guide</w:t>
+              <w:t>tmp.ocTMI0Grw2</w:t>
             </w:r>
           </w:p>
         </w:tc>

--- a/docs/docx/Runner_Internal_Guide.docx
+++ b/docs/docx/Runner_Internal_Guide.docx
@@ -2225,7 +2225,7 @@
         </w:trPr>
         <w:tc>
           <w:tcPr>
-            <w:tcW w:type="dxa" w:w="4204"/>
+            <w:tcW w:type="dxa" w:w="4004"/>
             <w:tcBorders>
               <w:bottom w:sz="3.184000015258789" w:val="single" w:color="#000000"/>
             </w:tcBorders>
@@ -2257,7 +2257,7 @@
         </w:tc>
         <w:tc>
           <w:tcPr>
-            <w:tcW w:type="dxa" w:w="5164"/>
+            <w:tcW w:type="dxa" w:w="5364"/>
             <w:tcBorders>
               <w:bottom w:sz="3.184000015258789" w:val="single" w:color="#000000"/>
             </w:tcBorders>
@@ -2272,7 +2272,7 @@
               <w:autoSpaceDE w:val="0"/>
               <w:widowControl/>
               <w:spacing w:line="200" w:lineRule="exact" w:before="0" w:after="0"/>
-              <w:ind w:left="0" w:right="4" w:firstLine="0"/>
+              <w:ind w:left="0" w:right="2" w:firstLine="0"/>
               <w:jc w:val="right"/>
             </w:pPr>
             <w:r>
@@ -2283,7 +2283,27 @@
                 <w:color w:val="000000"/>
                 <w:sz w:val="20"/>
               </w:rPr>
-              <w:t>tmp.ocTMI0Grw2</w:t>
+              <w:t>Runner</w:t>
+            </w:r>
+            <w:r>
+              <w:rPr>
+                <w:rFonts w:ascii="LMRoman10" w:hAnsi="LMRoman10" w:eastAsia="LMRoman10"/>
+                <w:b w:val="0"/>
+                <w:i w:val="0"/>
+                <w:color w:val="000000"/>
+                <w:sz w:val="20"/>
+              </w:rPr>
+              <w:t>Internal</w:t>
+            </w:r>
+            <w:r>
+              <w:rPr>
+                <w:rFonts w:ascii="LMRoman10" w:hAnsi="LMRoman10" w:eastAsia="LMRoman10"/>
+                <w:b w:val="0"/>
+                <w:i w:val="0"/>
+                <w:color w:val="000000"/>
+                <w:sz w:val="20"/>
+              </w:rPr>
+              <w:t>Guide</w:t>
             </w:r>
           </w:p>
         </w:tc>
@@ -4775,7 +4795,7 @@
         </w:trPr>
         <w:tc>
           <w:tcPr>
-            <w:tcW w:type="dxa" w:w="4684"/>
+            <w:tcW w:type="dxa" w:w="4884"/>
             <w:tcBorders>
               <w:bottom w:sz="3.184000015258789" w:val="single" w:color="#000000"/>
             </w:tcBorders>
@@ -4801,13 +4821,33 @@
                 <w:color w:val="000000"/>
                 <w:sz w:val="20"/>
               </w:rPr>
-              <w:t>tmp.ocTMI0Grw2</w:t>
+              <w:t>Runner</w:t>
+            </w:r>
+            <w:r>
+              <w:rPr>
+                <w:rFonts w:ascii="LMRoman10" w:hAnsi="LMRoman10" w:eastAsia="LMRoman10"/>
+                <w:b w:val="0"/>
+                <w:i w:val="0"/>
+                <w:color w:val="000000"/>
+                <w:sz w:val="20"/>
+              </w:rPr>
+              <w:t>Internal</w:t>
+            </w:r>
+            <w:r>
+              <w:rPr>
+                <w:rFonts w:ascii="LMRoman10" w:hAnsi="LMRoman10" w:eastAsia="LMRoman10"/>
+                <w:b w:val="0"/>
+                <w:i w:val="0"/>
+                <w:color w:val="000000"/>
+                <w:sz w:val="20"/>
+              </w:rPr>
+              <w:t>Guide</w:t>
             </w:r>
           </w:p>
         </w:tc>
         <w:tc>
           <w:tcPr>
-            <w:tcW w:type="dxa" w:w="4684"/>
+            <w:tcW w:type="dxa" w:w="4484"/>
             <w:tcBorders>
               <w:bottom w:sz="3.184000015258789" w:val="single" w:color="#000000"/>
             </w:tcBorders>
@@ -4822,7 +4862,7 @@
               <w:autoSpaceDE w:val="0"/>
               <w:widowControl/>
               <w:spacing w:line="200" w:lineRule="exact" w:before="0" w:after="0"/>
-              <w:ind w:left="0" w:right="4" w:firstLine="0"/>
+              <w:ind w:left="0" w:right="2" w:firstLine="0"/>
               <w:jc w:val="right"/>
             </w:pPr>
             <w:r>
@@ -5225,7 +5265,7 @@
         </w:trPr>
         <w:tc>
           <w:tcPr>
-            <w:tcW w:type="dxa" w:w="4804"/>
+            <w:tcW w:type="dxa" w:w="5004"/>
             <w:tcBorders>
               <w:bottom w:sz="3.184000015258789" w:val="single" w:color="#000000"/>
             </w:tcBorders>
@@ -5251,13 +5291,33 @@
                 <w:color w:val="000000"/>
                 <w:sz w:val="20"/>
               </w:rPr>
-              <w:t>tmp.ocTMI0Grw2</w:t>
+              <w:t>Runner</w:t>
+            </w:r>
+            <w:r>
+              <w:rPr>
+                <w:rFonts w:ascii="LMRoman10" w:hAnsi="LMRoman10" w:eastAsia="LMRoman10"/>
+                <w:b w:val="0"/>
+                <w:i w:val="0"/>
+                <w:color w:val="000000"/>
+                <w:sz w:val="20"/>
+              </w:rPr>
+              <w:t>Internal</w:t>
+            </w:r>
+            <w:r>
+              <w:rPr>
+                <w:rFonts w:ascii="LMRoman10" w:hAnsi="LMRoman10" w:eastAsia="LMRoman10"/>
+                <w:b w:val="0"/>
+                <w:i w:val="0"/>
+                <w:color w:val="000000"/>
+                <w:sz w:val="20"/>
+              </w:rPr>
+              <w:t>Guide</w:t>
             </w:r>
           </w:p>
         </w:tc>
         <w:tc>
           <w:tcPr>
-            <w:tcW w:type="dxa" w:w="4564"/>
+            <w:tcW w:type="dxa" w:w="4364"/>
             <w:tcBorders>
               <w:bottom w:sz="3.184000015258789" w:val="single" w:color="#000000"/>
             </w:tcBorders>
@@ -5272,7 +5332,7 @@
               <w:autoSpaceDE w:val="0"/>
               <w:widowControl/>
               <w:spacing w:line="200" w:lineRule="exact" w:before="0" w:after="0"/>
-              <w:ind w:left="0" w:right="4" w:firstLine="0"/>
+              <w:ind w:left="0" w:right="2" w:firstLine="0"/>
               <w:jc w:val="right"/>
             </w:pPr>
             <w:r>
@@ -7494,7 +7554,7 @@
         </w:trPr>
         <w:tc>
           <w:tcPr>
-            <w:tcW w:type="dxa" w:w="4984"/>
+            <w:tcW w:type="dxa" w:w="4784"/>
             <w:tcBorders>
               <w:bottom w:sz="3.184000015258789" w:val="single" w:color="#000000"/>
             </w:tcBorders>
@@ -7546,7 +7606,7 @@
         </w:tc>
         <w:tc>
           <w:tcPr>
-            <w:tcW w:type="dxa" w:w="4384"/>
+            <w:tcW w:type="dxa" w:w="4584"/>
             <w:tcBorders>
               <w:bottom w:sz="3.184000015258789" w:val="single" w:color="#000000"/>
             </w:tcBorders>
@@ -7572,7 +7632,27 @@
                 <w:color w:val="000000"/>
                 <w:sz w:val="20"/>
               </w:rPr>
-              <w:t>tmp.ocTMI0Grw2</w:t>
+              <w:t>Runner</w:t>
+            </w:r>
+            <w:r>
+              <w:rPr>
+                <w:rFonts w:ascii="LMRoman10" w:hAnsi="LMRoman10" w:eastAsia="LMRoman10"/>
+                <w:b w:val="0"/>
+                <w:i w:val="0"/>
+                <w:color w:val="000000"/>
+                <w:sz w:val="20"/>
+              </w:rPr>
+              <w:t>Internal</w:t>
+            </w:r>
+            <w:r>
+              <w:rPr>
+                <w:rFonts w:ascii="LMRoman10" w:hAnsi="LMRoman10" w:eastAsia="LMRoman10"/>
+                <w:b w:val="0"/>
+                <w:i w:val="0"/>
+                <w:color w:val="000000"/>
+                <w:sz w:val="20"/>
+              </w:rPr>
+              <w:t>Guide</w:t>
             </w:r>
           </w:p>
         </w:tc>
@@ -7949,7 +8029,7 @@
         </w:trPr>
         <w:tc>
           <w:tcPr>
-            <w:tcW w:type="dxa" w:w="4384"/>
+            <w:tcW w:type="dxa" w:w="4584"/>
             <w:tcBorders>
               <w:bottom w:sz="3.184000015258789" w:val="single" w:color="#000000"/>
             </w:tcBorders>
@@ -7975,13 +8055,33 @@
                 <w:color w:val="000000"/>
                 <w:sz w:val="20"/>
               </w:rPr>
-              <w:t>tmp.ocTMI0Grw2</w:t>
+              <w:t>Runner</w:t>
+            </w:r>
+            <w:r>
+              <w:rPr>
+                <w:rFonts w:ascii="LMRoman10" w:hAnsi="LMRoman10" w:eastAsia="LMRoman10"/>
+                <w:b w:val="0"/>
+                <w:i w:val="0"/>
+                <w:color w:val="000000"/>
+                <w:sz w:val="20"/>
+              </w:rPr>
+              <w:t>Internal</w:t>
+            </w:r>
+            <w:r>
+              <w:rPr>
+                <w:rFonts w:ascii="LMRoman10" w:hAnsi="LMRoman10" w:eastAsia="LMRoman10"/>
+                <w:b w:val="0"/>
+                <w:i w:val="0"/>
+                <w:color w:val="000000"/>
+                <w:sz w:val="20"/>
+              </w:rPr>
+              <w:t>Guide</w:t>
             </w:r>
           </w:p>
         </w:tc>
         <w:tc>
           <w:tcPr>
-            <w:tcW w:type="dxa" w:w="4984"/>
+            <w:tcW w:type="dxa" w:w="4784"/>
             <w:tcBorders>
               <w:bottom w:sz="3.184000015258789" w:val="single" w:color="#000000"/>
             </w:tcBorders>
@@ -8361,7 +8461,7 @@
         </w:trPr>
         <w:tc>
           <w:tcPr>
-            <w:tcW w:type="dxa" w:w="4924"/>
+            <w:tcW w:type="dxa" w:w="4724"/>
             <w:tcBorders>
               <w:bottom w:sz="3.184000015258789" w:val="single" w:color="#000000"/>
             </w:tcBorders>
@@ -8423,7 +8523,7 @@
         </w:tc>
         <w:tc>
           <w:tcPr>
-            <w:tcW w:type="dxa" w:w="4444"/>
+            <w:tcW w:type="dxa" w:w="4644"/>
             <w:tcBorders>
               <w:bottom w:sz="3.184000015258789" w:val="single" w:color="#000000"/>
             </w:tcBorders>
@@ -8449,7 +8549,27 @@
                 <w:color w:val="000000"/>
                 <w:sz w:val="20"/>
               </w:rPr>
-              <w:t>tmp.ocTMI0Grw2</w:t>
+              <w:t>Runner</w:t>
+            </w:r>
+            <w:r>
+              <w:rPr>
+                <w:rFonts w:ascii="LMRoman10" w:hAnsi="LMRoman10" w:eastAsia="LMRoman10"/>
+                <w:b w:val="0"/>
+                <w:i w:val="0"/>
+                <w:color w:val="000000"/>
+                <w:sz w:val="20"/>
+              </w:rPr>
+              <w:t>Internal</w:t>
+            </w:r>
+            <w:r>
+              <w:rPr>
+                <w:rFonts w:ascii="LMRoman10" w:hAnsi="LMRoman10" w:eastAsia="LMRoman10"/>
+                <w:b w:val="0"/>
+                <w:i w:val="0"/>
+                <w:color w:val="000000"/>
+                <w:sz w:val="20"/>
+              </w:rPr>
+              <w:t>Guide</w:t>
             </w:r>
           </w:p>
         </w:tc>
@@ -8777,7 +8897,7 @@
         </w:trPr>
         <w:tc>
           <w:tcPr>
-            <w:tcW w:type="dxa" w:w="4364"/>
+            <w:tcW w:type="dxa" w:w="4564"/>
             <w:tcBorders>
               <w:bottom w:sz="3.184000015258789" w:val="single" w:color="#000000"/>
             </w:tcBorders>
@@ -8803,13 +8923,33 @@
                 <w:color w:val="000000"/>
                 <w:sz w:val="20"/>
               </w:rPr>
-              <w:t>tmp.ocTMI0Grw2</w:t>
+              <w:t>Runner</w:t>
+            </w:r>
+            <w:r>
+              <w:rPr>
+                <w:rFonts w:ascii="LMRoman10" w:hAnsi="LMRoman10" w:eastAsia="LMRoman10"/>
+                <w:b w:val="0"/>
+                <w:i w:val="0"/>
+                <w:color w:val="000000"/>
+                <w:sz w:val="20"/>
+              </w:rPr>
+              <w:t>Internal</w:t>
+            </w:r>
+            <w:r>
+              <w:rPr>
+                <w:rFonts w:ascii="LMRoman10" w:hAnsi="LMRoman10" w:eastAsia="LMRoman10"/>
+                <w:b w:val="0"/>
+                <w:i w:val="0"/>
+                <w:color w:val="000000"/>
+                <w:sz w:val="20"/>
+              </w:rPr>
+              <w:t>Guide</w:t>
             </w:r>
           </w:p>
         </w:tc>
         <w:tc>
           <w:tcPr>
-            <w:tcW w:type="dxa" w:w="5004"/>
+            <w:tcW w:type="dxa" w:w="4804"/>
             <w:tcBorders>
               <w:bottom w:sz="3.184000015258789" w:val="single" w:color="#000000"/>
             </w:tcBorders>
@@ -9239,7 +9379,7 @@
         </w:trPr>
         <w:tc>
           <w:tcPr>
-            <w:tcW w:type="dxa" w:w="5184"/>
+            <w:tcW w:type="dxa" w:w="4984"/>
             <w:tcBorders>
               <w:bottom w:sz="3.184000015258789" w:val="single" w:color="#000000"/>
             </w:tcBorders>
@@ -9291,7 +9431,7 @@
         </w:tc>
         <w:tc>
           <w:tcPr>
-            <w:tcW w:type="dxa" w:w="4184"/>
+            <w:tcW w:type="dxa" w:w="4384"/>
             <w:tcBorders>
               <w:bottom w:sz="3.184000015258789" w:val="single" w:color="#000000"/>
             </w:tcBorders>
@@ -9317,7 +9457,27 @@
                 <w:color w:val="000000"/>
                 <w:sz w:val="20"/>
               </w:rPr>
-              <w:t>tmp.ocTMI0Grw2</w:t>
+              <w:t>Runner</w:t>
+            </w:r>
+            <w:r>
+              <w:rPr>
+                <w:rFonts w:ascii="LMRoman10" w:hAnsi="LMRoman10" w:eastAsia="LMRoman10"/>
+                <w:b w:val="0"/>
+                <w:i w:val="0"/>
+                <w:color w:val="000000"/>
+                <w:sz w:val="20"/>
+              </w:rPr>
+              <w:t>Internal</w:t>
+            </w:r>
+            <w:r>
+              <w:rPr>
+                <w:rFonts w:ascii="LMRoman10" w:hAnsi="LMRoman10" w:eastAsia="LMRoman10"/>
+                <w:b w:val="0"/>
+                <w:i w:val="0"/>
+                <w:color w:val="000000"/>
+                <w:sz w:val="20"/>
+              </w:rPr>
+              <w:t>Guide</w:t>
             </w:r>
           </w:p>
         </w:tc>
@@ -9691,7 +9851,7 @@
         </w:trPr>
         <w:tc>
           <w:tcPr>
-            <w:tcW w:type="dxa" w:w="4184"/>
+            <w:tcW w:type="dxa" w:w="4384"/>
             <w:tcBorders>
               <w:bottom w:sz="3.184000015258789" w:val="single" w:color="#000000"/>
             </w:tcBorders>
@@ -9717,13 +9877,33 @@
                 <w:color w:val="000000"/>
                 <w:sz w:val="20"/>
               </w:rPr>
-              <w:t>tmp.ocTMI0Grw2</w:t>
+              <w:t>Runner</w:t>
+            </w:r>
+            <w:r>
+              <w:rPr>
+                <w:rFonts w:ascii="LMRoman10" w:hAnsi="LMRoman10" w:eastAsia="LMRoman10"/>
+                <w:b w:val="0"/>
+                <w:i w:val="0"/>
+                <w:color w:val="000000"/>
+                <w:sz w:val="20"/>
+              </w:rPr>
+              <w:t>Internal</w:t>
+            </w:r>
+            <w:r>
+              <w:rPr>
+                <w:rFonts w:ascii="LMRoman10" w:hAnsi="LMRoman10" w:eastAsia="LMRoman10"/>
+                <w:b w:val="0"/>
+                <w:i w:val="0"/>
+                <w:color w:val="000000"/>
+                <w:sz w:val="20"/>
+              </w:rPr>
+              <w:t>Guide</w:t>
             </w:r>
           </w:p>
         </w:tc>
         <w:tc>
           <w:tcPr>
-            <w:tcW w:type="dxa" w:w="5184"/>
+            <w:tcW w:type="dxa" w:w="4984"/>
             <w:tcBorders>
               <w:bottom w:sz="3.184000015258789" w:val="single" w:color="#000000"/>
             </w:tcBorders>
@@ -10070,7 +10250,7 @@
         </w:trPr>
         <w:tc>
           <w:tcPr>
-            <w:tcW w:type="dxa" w:w="4924"/>
+            <w:tcW w:type="dxa" w:w="4724"/>
             <w:tcBorders>
               <w:bottom w:sz="3.184000015258789" w:val="single" w:color="#000000"/>
             </w:tcBorders>
@@ -10132,7 +10312,7 @@
         </w:tc>
         <w:tc>
           <w:tcPr>
-            <w:tcW w:type="dxa" w:w="4444"/>
+            <w:tcW w:type="dxa" w:w="4644"/>
             <w:tcBorders>
               <w:bottom w:sz="3.184000015258789" w:val="single" w:color="#000000"/>
             </w:tcBorders>
@@ -10158,7 +10338,27 @@
                 <w:color w:val="000000"/>
                 <w:sz w:val="20"/>
               </w:rPr>
-              <w:t>tmp.ocTMI0Grw2</w:t>
+              <w:t>Runner</w:t>
+            </w:r>
+            <w:r>
+              <w:rPr>
+                <w:rFonts w:ascii="LMRoman10" w:hAnsi="LMRoman10" w:eastAsia="LMRoman10"/>
+                <w:b w:val="0"/>
+                <w:i w:val="0"/>
+                <w:color w:val="000000"/>
+                <w:sz w:val="20"/>
+              </w:rPr>
+              <w:t>Internal</w:t>
+            </w:r>
+            <w:r>
+              <w:rPr>
+                <w:rFonts w:ascii="LMRoman10" w:hAnsi="LMRoman10" w:eastAsia="LMRoman10"/>
+                <w:b w:val="0"/>
+                <w:i w:val="0"/>
+                <w:color w:val="000000"/>
+                <w:sz w:val="20"/>
+              </w:rPr>
+              <w:t>Guide</w:t>
             </w:r>
           </w:p>
         </w:tc>
@@ -10512,7 +10712,7 @@
         </w:trPr>
         <w:tc>
           <w:tcPr>
-            <w:tcW w:type="dxa" w:w="4104"/>
+            <w:tcW w:type="dxa" w:w="4304"/>
             <w:tcBorders>
               <w:bottom w:sz="3.184000015258789" w:val="single" w:color="#000000"/>
             </w:tcBorders>
@@ -10538,13 +10738,33 @@
                 <w:color w:val="000000"/>
                 <w:sz w:val="20"/>
               </w:rPr>
-              <w:t>tmp.ocTMI0Grw2</w:t>
+              <w:t>Runner</w:t>
+            </w:r>
+            <w:r>
+              <w:rPr>
+                <w:rFonts w:ascii="LMRoman10" w:hAnsi="LMRoman10" w:eastAsia="LMRoman10"/>
+                <w:b w:val="0"/>
+                <w:i w:val="0"/>
+                <w:color w:val="000000"/>
+                <w:sz w:val="20"/>
+              </w:rPr>
+              <w:t>Internal</w:t>
+            </w:r>
+            <w:r>
+              <w:rPr>
+                <w:rFonts w:ascii="LMRoman10" w:hAnsi="LMRoman10" w:eastAsia="LMRoman10"/>
+                <w:b w:val="0"/>
+                <w:i w:val="0"/>
+                <w:color w:val="000000"/>
+                <w:sz w:val="20"/>
+              </w:rPr>
+              <w:t>Guide</w:t>
             </w:r>
           </w:p>
         </w:tc>
         <w:tc>
           <w:tcPr>
-            <w:tcW w:type="dxa" w:w="5264"/>
+            <w:tcW w:type="dxa" w:w="5064"/>
             <w:tcBorders>
               <w:bottom w:sz="3.184000015258789" w:val="single" w:color="#000000"/>
             </w:tcBorders>
@@ -10964,7 +11184,7 @@
         </w:trPr>
         <w:tc>
           <w:tcPr>
-            <w:tcW w:type="dxa" w:w="5604"/>
+            <w:tcW w:type="dxa" w:w="5404"/>
             <w:tcBorders>
               <w:bottom w:sz="3.184000015258789" w:val="single" w:color="#000000"/>
             </w:tcBorders>
@@ -11046,7 +11266,7 @@
         </w:tc>
         <w:tc>
           <w:tcPr>
-            <w:tcW w:type="dxa" w:w="3764"/>
+            <w:tcW w:type="dxa" w:w="3964"/>
             <w:tcBorders>
               <w:bottom w:sz="3.184000015258789" w:val="single" w:color="#000000"/>
             </w:tcBorders>
@@ -11072,7 +11292,27 @@
                 <w:color w:val="000000"/>
                 <w:sz w:val="20"/>
               </w:rPr>
-              <w:t>tmp.ocTMI0Grw2</w:t>
+              <w:t>Runner</w:t>
+            </w:r>
+            <w:r>
+              <w:rPr>
+                <w:rFonts w:ascii="LMRoman10" w:hAnsi="LMRoman10" w:eastAsia="LMRoman10"/>
+                <w:b w:val="0"/>
+                <w:i w:val="0"/>
+                <w:color w:val="000000"/>
+                <w:sz w:val="20"/>
+              </w:rPr>
+              <w:t>Internal</w:t>
+            </w:r>
+            <w:r>
+              <w:rPr>
+                <w:rFonts w:ascii="LMRoman10" w:hAnsi="LMRoman10" w:eastAsia="LMRoman10"/>
+                <w:b w:val="0"/>
+                <w:i w:val="0"/>
+                <w:color w:val="000000"/>
+                <w:sz w:val="20"/>
+              </w:rPr>
+              <w:t>Guide</w:t>
             </w:r>
           </w:p>
         </w:tc>
@@ -11374,7 +11614,7 @@
         </w:trPr>
         <w:tc>
           <w:tcPr>
-            <w:tcW w:type="dxa" w:w="3604"/>
+            <w:tcW w:type="dxa" w:w="3804"/>
             <w:tcBorders>
               <w:bottom w:sz="3.184000015258789" w:val="single" w:color="#000000"/>
             </w:tcBorders>
@@ -11400,13 +11640,33 @@
                 <w:color w:val="000000"/>
                 <w:sz w:val="20"/>
               </w:rPr>
-              <w:t>tmp.ocTMI0Grw2</w:t>
+              <w:t>Runner</w:t>
+            </w:r>
+            <w:r>
+              <w:rPr>
+                <w:rFonts w:ascii="LMRoman10" w:hAnsi="LMRoman10" w:eastAsia="LMRoman10"/>
+                <w:b w:val="0"/>
+                <w:i w:val="0"/>
+                <w:color w:val="000000"/>
+                <w:sz w:val="20"/>
+              </w:rPr>
+              <w:t>Internal</w:t>
+            </w:r>
+            <w:r>
+              <w:rPr>
+                <w:rFonts w:ascii="LMRoman10" w:hAnsi="LMRoman10" w:eastAsia="LMRoman10"/>
+                <w:b w:val="0"/>
+                <w:i w:val="0"/>
+                <w:color w:val="000000"/>
+                <w:sz w:val="20"/>
+              </w:rPr>
+              <w:t>Guide</w:t>
             </w:r>
           </w:p>
         </w:tc>
         <w:tc>
           <w:tcPr>
-            <w:tcW w:type="dxa" w:w="5764"/>
+            <w:tcW w:type="dxa" w:w="5564"/>
             <w:tcBorders>
               <w:bottom w:sz="3.184000015258789" w:val="single" w:color="#000000"/>
             </w:tcBorders>
@@ -11784,7 +12044,7 @@
         </w:trPr>
         <w:tc>
           <w:tcPr>
-            <w:tcW w:type="dxa" w:w="5024"/>
+            <w:tcW w:type="dxa" w:w="4824"/>
             <w:tcBorders>
               <w:bottom w:sz="3.184000015258789" w:val="single" w:color="#000000"/>
             </w:tcBorders>
@@ -11836,7 +12096,7 @@
         </w:tc>
         <w:tc>
           <w:tcPr>
-            <w:tcW w:type="dxa" w:w="4344"/>
+            <w:tcW w:type="dxa" w:w="4544"/>
             <w:tcBorders>
               <w:bottom w:sz="3.184000015258789" w:val="single" w:color="#000000"/>
             </w:tcBorders>
@@ -11851,7 +12111,7 @@
               <w:autoSpaceDE w:val="0"/>
               <w:widowControl/>
               <w:spacing w:line="200" w:lineRule="exact" w:before="0" w:after="0"/>
-              <w:ind w:left="0" w:right="4" w:firstLine="0"/>
+              <w:ind w:left="0" w:right="2" w:firstLine="0"/>
               <w:jc w:val="right"/>
             </w:pPr>
             <w:r>
@@ -11862,7 +12122,27 @@
                 <w:color w:val="000000"/>
                 <w:sz w:val="20"/>
               </w:rPr>
-              <w:t>tmp.ocTMI0Grw2</w:t>
+              <w:t>Runner</w:t>
+            </w:r>
+            <w:r>
+              <w:rPr>
+                <w:rFonts w:ascii="LMRoman10" w:hAnsi="LMRoman10" w:eastAsia="LMRoman10"/>
+                <w:b w:val="0"/>
+                <w:i w:val="0"/>
+                <w:color w:val="000000"/>
+                <w:sz w:val="20"/>
+              </w:rPr>
+              <w:t>Internal</w:t>
+            </w:r>
+            <w:r>
+              <w:rPr>
+                <w:rFonts w:ascii="LMRoman10" w:hAnsi="LMRoman10" w:eastAsia="LMRoman10"/>
+                <w:b w:val="0"/>
+                <w:i w:val="0"/>
+                <w:color w:val="000000"/>
+                <w:sz w:val="20"/>
+              </w:rPr>
+              <w:t>Guide</w:t>
             </w:r>
           </w:p>
         </w:tc>
@@ -12173,7 +12453,7 @@
         </w:trPr>
         <w:tc>
           <w:tcPr>
-            <w:tcW w:type="dxa" w:w="4364"/>
+            <w:tcW w:type="dxa" w:w="4564"/>
             <w:tcBorders>
               <w:bottom w:sz="3.184000015258789" w:val="single" w:color="#000000"/>
             </w:tcBorders>
@@ -12199,13 +12479,33 @@
                 <w:color w:val="000000"/>
                 <w:sz w:val="20"/>
               </w:rPr>
-              <w:t>tmp.ocTMI0Grw2</w:t>
+              <w:t>Runner</w:t>
+            </w:r>
+            <w:r>
+              <w:rPr>
+                <w:rFonts w:ascii="LMRoman10" w:hAnsi="LMRoman10" w:eastAsia="LMRoman10"/>
+                <w:b w:val="0"/>
+                <w:i w:val="0"/>
+                <w:color w:val="000000"/>
+                <w:sz w:val="20"/>
+              </w:rPr>
+              <w:t>Internal</w:t>
+            </w:r>
+            <w:r>
+              <w:rPr>
+                <w:rFonts w:ascii="LMRoman10" w:hAnsi="LMRoman10" w:eastAsia="LMRoman10"/>
+                <w:b w:val="0"/>
+                <w:i w:val="0"/>
+                <w:color w:val="000000"/>
+                <w:sz w:val="20"/>
+              </w:rPr>
+              <w:t>Guide</w:t>
             </w:r>
           </w:p>
         </w:tc>
         <w:tc>
           <w:tcPr>
-            <w:tcW w:type="dxa" w:w="5004"/>
+            <w:tcW w:type="dxa" w:w="4804"/>
             <w:tcBorders>
               <w:bottom w:sz="3.184000015258789" w:val="single" w:color="#000000"/>
             </w:tcBorders>
@@ -12513,7 +12813,7 @@
         </w:trPr>
         <w:tc>
           <w:tcPr>
-            <w:tcW w:type="dxa" w:w="4264"/>
+            <w:tcW w:type="dxa" w:w="4064"/>
             <w:tcBorders>
               <w:bottom w:sz="3.184000015258789" w:val="single" w:color="#000000"/>
             </w:tcBorders>
@@ -12545,7 +12845,7 @@
         </w:tc>
         <w:tc>
           <w:tcPr>
-            <w:tcW w:type="dxa" w:w="5104"/>
+            <w:tcW w:type="dxa" w:w="5304"/>
             <w:tcBorders>
               <w:bottom w:sz="3.184000015258789" w:val="single" w:color="#000000"/>
             </w:tcBorders>
@@ -12560,7 +12860,7 @@
               <w:autoSpaceDE w:val="0"/>
               <w:widowControl/>
               <w:spacing w:line="200" w:lineRule="exact" w:before="0" w:after="0"/>
-              <w:ind w:left="0" w:right="4" w:firstLine="0"/>
+              <w:ind w:left="0" w:right="2" w:firstLine="0"/>
               <w:jc w:val="right"/>
             </w:pPr>
             <w:r>
@@ -12571,7 +12871,27 @@
                 <w:color w:val="000000"/>
                 <w:sz w:val="20"/>
               </w:rPr>
-              <w:t>tmp.ocTMI0Grw2</w:t>
+              <w:t>Runner</w:t>
+            </w:r>
+            <w:r>
+              <w:rPr>
+                <w:rFonts w:ascii="LMRoman10" w:hAnsi="LMRoman10" w:eastAsia="LMRoman10"/>
+                <w:b w:val="0"/>
+                <w:i w:val="0"/>
+                <w:color w:val="000000"/>
+                <w:sz w:val="20"/>
+              </w:rPr>
+              <w:t>Internal</w:t>
+            </w:r>
+            <w:r>
+              <w:rPr>
+                <w:rFonts w:ascii="LMRoman10" w:hAnsi="LMRoman10" w:eastAsia="LMRoman10"/>
+                <w:b w:val="0"/>
+                <w:i w:val="0"/>
+                <w:color w:val="000000"/>
+                <w:sz w:val="20"/>
+              </w:rPr>
+              <w:t>Guide</w:t>
             </w:r>
           </w:p>
         </w:tc>
